--- a/arborescence/Femme/Enfant/interface2/interface2.docx
+++ b/arborescence/Femme/Enfant/interface2/interface2.docx
@@ -226,43 +226,6 @@
           <w:color w:val="000000"/>
         </w:rPr>
         <w:t xml:space="preserve">: </w:t>
-      </w:r>
-    </w:p>
-    <w:p>
-      <w:pPr>
-        <w:numPr>
-          <w:ilvl w:val="1"/>
-          <w:numId w:val="9"/>
-        </w:numPr>
-        <w:pBdr>
-          <w:top w:val="nil"/>
-          <w:left w:val="nil"/>
-          <w:bottom w:val="nil"/>
-          <w:right w:val="nil"/>
-          <w:between w:val="nil"/>
-        </w:pBdr>
-        <w:rPr>
-          <w:rFonts w:asciiTheme="minorHAnsi" w:hAnsiTheme="minorHAnsi" w:cstheme="minorHAnsi"/>
-          <w:color w:val="000000"/>
-        </w:rPr>
-      </w:pPr>
-      <w:proofErr w:type="spellStart"/>
-      <w:r>
-        <w:rPr>
-          <w:rFonts w:asciiTheme="minorHAnsi" w:hAnsiTheme="minorHAnsi" w:cstheme="minorHAnsi"/>
-          <w:bCs/>
-          <w:color w:val="000000"/>
-        </w:rPr>
-        <w:t>i_anamnese</w:t>
-      </w:r>
-      <w:proofErr w:type="spellEnd"/>
-      <w:r>
-        <w:rPr>
-          <w:rFonts w:asciiTheme="minorHAnsi" w:hAnsiTheme="minorHAnsi" w:cstheme="minorHAnsi"/>
-          <w:bCs/>
-          <w:color w:val="000000"/>
-        </w:rPr>
-        <w:t>/troubles</w:t>
       </w:r>
     </w:p>
     <w:p>
@@ -364,64 +327,9 @@
           <w:bCs/>
           <w:color w:val="000000"/>
         </w:rPr>
-        <w:t>i_professionel_suivant_le_patient</w:t>
+        <w:t>i_professionnels_suivants_le_patient</w:t>
       </w:r>
       <w:proofErr w:type="spellEnd"/>
-      <w:r>
-        <w:rPr>
-          <w:rFonts w:asciiTheme="minorHAnsi" w:hAnsiTheme="minorHAnsi" w:cstheme="minorHAnsi"/>
-          <w:bCs/>
-          <w:color w:val="000000"/>
-        </w:rPr>
-        <w:t xml:space="preserve"> i_professionel_1_suivi   </w:t>
-      </w:r>
-    </w:p>
-    <w:p>
-      <w:pPr>
-        <w:numPr>
-          <w:ilvl w:val="1"/>
-          <w:numId w:val="10"/>
-        </w:numPr>
-        <w:pBdr>
-          <w:top w:val="nil"/>
-          <w:left w:val="nil"/>
-          <w:bottom w:val="nil"/>
-          <w:right w:val="nil"/>
-          <w:between w:val="nil"/>
-        </w:pBdr>
-        <w:spacing w:line="276" w:lineRule="auto"/>
-        <w:rPr>
-          <w:rFonts w:asciiTheme="minorHAnsi" w:hAnsiTheme="minorHAnsi" w:cstheme="minorHAnsi"/>
-          <w:bCs/>
-          <w:color w:val="000000"/>
-        </w:rPr>
-      </w:pPr>
-      <w:proofErr w:type="spellStart"/>
-      <w:r>
-        <w:rPr>
-          <w:rFonts w:asciiTheme="minorHAnsi" w:hAnsiTheme="minorHAnsi" w:cstheme="minorHAnsi"/>
-          <w:bCs/>
-          <w:color w:val="000000"/>
-        </w:rPr>
-        <w:t>i_professionel_suivant_le_patient</w:t>
-      </w:r>
-      <w:proofErr w:type="spellEnd"/>
-      <w:r>
-        <w:rPr>
-          <w:rFonts w:asciiTheme="minorHAnsi" w:hAnsiTheme="minorHAnsi" w:cstheme="minorHAnsi"/>
-          <w:bCs/>
-          <w:color w:val="000000"/>
-        </w:rPr>
-        <w:t xml:space="preserve"> i_professionel_</w:t>
-      </w:r>
-      <w:r>
-        <w:rPr>
-          <w:rFonts w:asciiTheme="minorHAnsi" w:hAnsiTheme="minorHAnsi" w:cstheme="minorHAnsi"/>
-          <w:bCs/>
-          <w:color w:val="000000"/>
-        </w:rPr>
-        <w:t>2_suivi</w:t>
-      </w:r>
     </w:p>
     <w:p>
       <w:pPr>
